--- a/docs/KOI_Integration_Customer_Guide_v1.4.0.docx
+++ b/docs/KOI_Integration_Customer_Guide_v1.4.0.docx
@@ -9077,6 +9077,36 @@
           <w:szCs w:val="22"/>
         </w:rPr>
         <w:t xml:space="preserve">. Save, then use Run now for an immediate first run.</w:t>
+      </w:r>
+    </w:p>
+    <w:p>
+      <w:pPr>
+        <w:pStyle w:val="ListParagraph"/>
+        <w:numPr>
+          <w:ilvl w:val="0"/>
+          <w:numId w:val="6"/>
+        </w:numPr>
+        <w:spacing w:after="80"/>
+      </w:pPr>
+      <w:r>
+        <w:rPr>
+          <w:rFonts w:ascii="Calibri" w:cs="Calibri" w:eastAsia="Calibri" w:hAnsi="Calibri"/>
+          <w:b/>
+          <w:bCs/>
+          <w:color w:val="1F2937"/>
+          <w:sz w:val="22"/>
+          <w:szCs w:val="22"/>
+        </w:rPr>
+        <w:t xml:space="preserve">Enable both Jobs. </w:t>
+      </w:r>
+      <w:r>
+        <w:rPr>
+          <w:rFonts w:ascii="Calibri" w:cs="Calibri" w:eastAsia="Calibri" w:hAnsi="Calibri"/>
+          <w:color w:val="1F2937"/>
+          <w:sz w:val="22"/>
+          <w:szCs w:val="22"/>
+        </w:rPr>
+        <w:t xml:space="preserve">A newly created Job can be disabled by default. Confirm the scheduling toggle is on and a next-run time is shown for each — otherwise the Job never fires, the tracker stays empty, and Scan has nothing to do.</w:t>
       </w:r>
     </w:p>
     <w:p>
@@ -13144,7 +13174,7 @@
           <w:sz w:val="22"/>
           <w:szCs w:val="22"/>
         </w:rPr>
-        <w:t xml:space="preserve">Then create the JSON List "Koi Script Runner" (Settings → Configurations → Object Setup → Lists → New List, type JSON) and two time-triggered Jobs: a Refresh Job on "Koi Unified - Refresh Tracker" (infrequent) and a Scan Job on "Koi Unified - Script Runner" (frequent). The per-scope tracker Lists are created automatically by the first Refresh run.</w:t>
+        <w:t xml:space="preserve">Then create the JSON List "Koi Script Runner" (Settings → Configurations → Object Setup → Lists → New List, type JSON) and two time-triggered Jobs: a Refresh Job on "Koi Unified - Refresh Tracker" (infrequent) and a Scan Job on "Koi Unified - Script Runner" (frequent). Enable both Jobs after creating them — confirm each shows a next-run time, or it will not fire. Run Refresh once before the first Scan; the per-scope tracker Lists are created automatically by that first Refresh run.</w:t>
       </w:r>
     </w:p>
     <w:p>

--- a/docs/KOI_Integration_Customer_Guide_v1.4.0.docx
+++ b/docs/KOI_Integration_Customer_Guide_v1.4.0.docx
@@ -929,7 +929,7 @@
                 <w:sz w:val="20"/>
                 <w:szCs w:val="20"/>
               </w:rPr>
-              <w:t xml:space="preserve">Koi Unified Script Runner playbooks</w:t>
+              <w:t xml:space="preserve">KOI Script Runner playbooks</w:t>
             </w:r>
           </w:p>
         </w:tc>
@@ -6073,7 +6073,7 @@
           <w:sz w:val="32"/>
           <w:szCs w:val="32"/>
         </w:rPr>
-        <w:t xml:space="preserve">10. Koi Unified Script Runner Playbooks</w:t>
+        <w:t xml:space="preserve">10. KOI Script Runner Playbooks</w:t>
       </w:r>
     </w:p>
     <w:p>
@@ -6228,7 +6228,7 @@
                 <w:sz w:val="20"/>
                 <w:szCs w:val="20"/>
               </w:rPr>
-              <w:t xml:space="preserve">Koi Unified - Script Runner</w:t>
+              <w:t xml:space="preserve">KOI Script Runner - Scan Job</w:t>
             </w:r>
           </w:p>
         </w:tc>
@@ -6289,7 +6289,7 @@
                 <w:sz w:val="20"/>
                 <w:szCs w:val="20"/>
               </w:rPr>
-              <w:t xml:space="preserve">Koi Unified - Process Config Entry</w:t>
+              <w:t xml:space="preserve">KOI Script Runner - Process Config Entry</w:t>
             </w:r>
           </w:p>
         </w:tc>
@@ -6350,7 +6350,7 @@
                 <w:sz w:val="20"/>
                 <w:szCs w:val="20"/>
               </w:rPr>
-              <w:t xml:space="preserve">Koi Unified - Execute Endpoint Script</w:t>
+              <w:t xml:space="preserve">KOI Script Runner - Execute Endpoint Script</w:t>
             </w:r>
           </w:p>
         </w:tc>
@@ -6411,7 +6411,7 @@
                 <w:sz w:val="20"/>
                 <w:szCs w:val="20"/>
               </w:rPr>
-              <w:t xml:space="preserve">Koi Unified - Refresh Tracker</w:t>
+              <w:t xml:space="preserve">KOI Script Runner - Refresh Job</w:t>
             </w:r>
           </w:p>
         </w:tc>
@@ -6472,7 +6472,7 @@
                 <w:sz w:val="20"/>
                 <w:szCs w:val="20"/>
               </w:rPr>
-              <w:t xml:space="preserve">Koi Unified - Refresh Entry</w:t>
+              <w:t xml:space="preserve">KOI Script Runner - Refresh Entry</w:t>
             </w:r>
           </w:p>
         </w:tc>
@@ -9017,7 +9017,7 @@
           <w:sz w:val="22"/>
           <w:szCs w:val="22"/>
         </w:rPr>
-        <w:t xml:space="preserve">Koi Unified - Refresh Tracker</w:t>
+        <w:t xml:space="preserve">KOI Script Runner - Refresh Job</w:t>
       </w:r>
       <w:r>
         <w:rPr>
@@ -9067,7 +9067,7 @@
           <w:sz w:val="22"/>
           <w:szCs w:val="22"/>
         </w:rPr>
-        <w:t xml:space="preserve">Koi Unified - Script Runner</w:t>
+        <w:t xml:space="preserve">KOI Script Runner - Scan Job</w:t>
       </w:r>
       <w:r>
         <w:rPr>
@@ -9620,7 +9620,7 @@
           <w:sz w:val="22"/>
           <w:szCs w:val="22"/>
         </w:rPr>
-        <w:t xml:space="preserve">A second, independent playbook set turns each KOI alert into an investigated, classified and — when you approve it — actioned case. Attach KOI - Alert Triage to your KOI alerts and the rest runs automatically.</w:t>
+        <w:t xml:space="preserve">A second, independent playbook set turns each KOI alert into an investigated, classified and — when you approve it — actioned case. Attach KOI IR - Alert Triage to your KOI alerts and the rest runs automatically.</w:t>
       </w:r>
     </w:p>
     <w:p>
@@ -9747,7 +9747,7 @@
                 <w:sz w:val="20"/>
                 <w:szCs w:val="20"/>
               </w:rPr>
-              <w:t xml:space="preserve">KOI - Alert Triage</w:t>
+              <w:t xml:space="preserve">KOI IR - Alert Triage</w:t>
             </w:r>
           </w:p>
         </w:tc>
@@ -9808,7 +9808,7 @@
                 <w:sz w:val="20"/>
                 <w:szCs w:val="20"/>
               </w:rPr>
-              <w:t xml:space="preserve">KOI - Extract Alert Context</w:t>
+              <w:t xml:space="preserve">KOI IR - Extract Alert Context</w:t>
             </w:r>
           </w:p>
         </w:tc>
@@ -9869,7 +9869,7 @@
                 <w:sz w:val="20"/>
                 <w:szCs w:val="20"/>
               </w:rPr>
-              <w:t xml:space="preserve">KOI - Investigate Item</w:t>
+              <w:t xml:space="preserve">KOI IR - Investigate Item</w:t>
             </w:r>
           </w:p>
         </w:tc>
@@ -9930,7 +9930,7 @@
                 <w:sz w:val="20"/>
                 <w:szCs w:val="20"/>
               </w:rPr>
-              <w:t xml:space="preserve">KOI - Investigate Device</w:t>
+              <w:t xml:space="preserve">KOI IR - Investigate Device</w:t>
             </w:r>
           </w:p>
         </w:tc>
@@ -9991,7 +9991,7 @@
                 <w:sz w:val="20"/>
                 <w:szCs w:val="20"/>
               </w:rPr>
-              <w:t xml:space="preserve">KOI - Enrich Item</w:t>
+              <w:t xml:space="preserve">KOI IR - Enrich Item</w:t>
             </w:r>
           </w:p>
         </w:tc>
@@ -10052,7 +10052,7 @@
                 <w:sz w:val="20"/>
                 <w:szCs w:val="20"/>
               </w:rPr>
-              <w:t xml:space="preserve">KOI - Block and Remediate</w:t>
+              <w:t xml:space="preserve">KOI IR - Block and Remediate</w:t>
             </w:r>
           </w:p>
         </w:tc>
@@ -10113,7 +10113,7 @@
                 <w:sz w:val="20"/>
                 <w:szCs w:val="20"/>
               </w:rPr>
-              <w:t xml:space="preserve">KOI - MCP Server Audit</w:t>
+              <w:t xml:space="preserve">KOI Hunting - MCP Server Audit</w:t>
             </w:r>
           </w:p>
         </w:tc>
@@ -10769,7 +10769,7 @@
           <w:sz w:val="22"/>
           <w:szCs w:val="22"/>
         </w:rPr>
-        <w:t xml:space="preserve">Adding an item to the blocklist is the only state-changing action in this set, and it is gated. KOI - Block and Remediate presents the full investigation to an analyst and writes only on approval; the triage always calls it with auto_block set to false, so a Malicious verdict can never block software without a human decision. Setting auto_block to true (only meaningful when you invoke the playbook directly) skips the gate — use with care.</w:t>
+        <w:t xml:space="preserve">Adding an item to the blocklist is the only state-changing action in this set, and it is gated. KOI IR - Block and Remediate presents the full investigation to an analyst and writes only on approval; the triage always calls it with auto_block set to false, so a Malicious verdict can never block software without a human decision. Setting auto_block to true (only meaningful when you invoke the playbook directly) skips the gate — use with care.</w:t>
       </w:r>
     </w:p>
     <w:p>
@@ -10835,7 +10835,7 @@
           <w:sz w:val="22"/>
           <w:szCs w:val="22"/>
         </w:rPr>
-        <w:t xml:space="preserve">KOI - Alert Triage</w:t>
+        <w:t xml:space="preserve">KOI IR - Alert Triage</w:t>
       </w:r>
       <w:r>
         <w:rPr>
@@ -10860,7 +10860,7 @@
           <w:sz w:val="19"/>
           <w:szCs w:val="19"/>
         </w:rPr>
-        <w:t xml:space="preserve">!setPlaybook playbookId="KOI - Alert Triage"</w:t>
+        <w:t xml:space="preserve">!setPlaybook playbookId="KOI IR - Alert Triage"</w:t>
       </w:r>
     </w:p>
     <w:p>
@@ -10895,7 +10895,7 @@
           <w:sz w:val="22"/>
           <w:szCs w:val="22"/>
         </w:rPr>
-        <w:t xml:space="preserve">KOI - Investigate Item, KOI - Investigate Device and KOI - Block and Remediate declare required inputs, so they are designed to be called as sub-playbooks (or invoked by an analyst supplying those inputs) rather than attached directly to an alert.</w:t>
+        <w:t xml:space="preserve">KOI IR - Investigate Item, KOI IR - Investigate Device and KOI IR - Block and Remediate declare required inputs, so they are designed to be called as sub-playbooks (or invoked by an analyst supplying those inputs) rather than attached directly to an alert.</w:t>
       </w:r>
     </w:p>
     <w:p>
@@ -12133,7 +12133,7 @@
                 <w:sz w:val="20"/>
                 <w:szCs w:val="20"/>
               </w:rPr>
-              <w:t xml:space="preserve">Investigation &amp; Response → Automation → Playbooks → Import. Import in dependency order (child before parent): 1) Koi Unified - Execute Endpoint Script, 2) Koi Unified - Process Config Entry, 3) Koi Unified - Refresh Entry, 4) Koi Unified - Refresh Tracker, 5) Koi Unified - Script Runner — references bind by name.</w:t>
+              <w:t xml:space="preserve">Investigation &amp; Response → Automation → Playbooks → Import. Import in dependency order (child before parent): 1) KOI Script Runner - Execute Endpoint Script, 2) KOI Script Runner - Process Config Entry, 3) KOI Script Runner - Refresh Entry, 4) KOI Script Runner - Refresh Job, 5) KOI Script Runner - Scan Job — references bind by name.</w:t>
             </w:r>
           </w:p>
         </w:tc>
@@ -12194,7 +12194,7 @@
                 <w:sz w:val="20"/>
                 <w:szCs w:val="20"/>
               </w:rPr>
-              <w:t xml:space="preserve">Same import screen. Import the sub-playbooks first (KOI - Extract Alert Context, KOI - Investigate Item, KOI - Investigate Device, KOI - Enrich Item), then KOI - Block and Remediate and KOI - MCP Server Audit, and finally KOI - Alert Triage. References bind by name.</w:t>
+              <w:t xml:space="preserve">Same import screen. Import the sub-playbooks first (KOI IR - Extract Alert Context, KOI IR - Investigate Item, KOI IR - Investigate Device, KOI IR - Enrich Item), then KOI IR - Block and Remediate and KOI Hunting - MCP Server Audit, and finally KOI IR - Alert Triage. References bind by name.</w:t>
             </w:r>
           </w:p>
         </w:tc>
@@ -12316,7 +12316,7 @@
                 <w:sz w:val="20"/>
                 <w:szCs w:val="20"/>
               </w:rPr>
-              <w:t xml:space="preserve">Investigation &amp; Response → Automation → Jobs → New Job, time-triggered: a Refresh Job on "Koi Unified - Refresh Tracker" (infrequent), and a Scan Job on "Koi Unified - Script Runner" (frequent). See section 10.5.</w:t>
+              <w:t xml:space="preserve">Investigation &amp; Response → Automation → Jobs → New Job, time-triggered: a Refresh Job on "KOI Script Runner - Refresh Job" (infrequent), and a Scan Job on "KOI Script Runner - Scan Job" (frequent). See section 10.5.</w:t>
             </w:r>
           </w:p>
         </w:tc>
@@ -12773,7 +12773,7 @@
                 <w:sz w:val="20"/>
                 <w:szCs w:val="20"/>
               </w:rPr>
-              <w:t xml:space="preserve">Koi Unified - Execute Endpoint Script</w:t>
+              <w:t xml:space="preserve">KOI Script Runner - Execute Endpoint Script</w:t>
             </w:r>
           </w:p>
         </w:tc>
@@ -12862,7 +12862,7 @@
                 <w:sz w:val="20"/>
                 <w:szCs w:val="20"/>
               </w:rPr>
-              <w:t xml:space="preserve">Koi Unified - Process Config Entry</w:t>
+              <w:t xml:space="preserve">KOI Script Runner - Process Config Entry</w:t>
             </w:r>
           </w:p>
         </w:tc>
@@ -12951,7 +12951,7 @@
                 <w:sz w:val="20"/>
                 <w:szCs w:val="20"/>
               </w:rPr>
-              <w:t xml:space="preserve">Koi Unified - Refresh Entry</w:t>
+              <w:t xml:space="preserve">KOI Script Runner - Refresh Entry</w:t>
             </w:r>
           </w:p>
         </w:tc>
@@ -13040,7 +13040,7 @@
                 <w:sz w:val="20"/>
                 <w:szCs w:val="20"/>
               </w:rPr>
-              <w:t xml:space="preserve">Koi Unified - Refresh Tracker</w:t>
+              <w:t xml:space="preserve">KOI Script Runner - Refresh Job</w:t>
             </w:r>
           </w:p>
         </w:tc>
@@ -13129,7 +13129,7 @@
                 <w:sz w:val="20"/>
                 <w:szCs w:val="20"/>
               </w:rPr>
-              <w:t xml:space="preserve">Koi Unified - Script Runner</w:t>
+              <w:t xml:space="preserve">KOI Script Runner - Scan Job</w:t>
             </w:r>
           </w:p>
         </w:tc>
@@ -13174,7 +13174,7 @@
           <w:sz w:val="22"/>
           <w:szCs w:val="22"/>
         </w:rPr>
-        <w:t xml:space="preserve">Then create the JSON List "Koi Script Runner" (Settings → Configurations → Object Setup → Lists → New List, type JSON) and two time-triggered Jobs: a Refresh Job on "Koi Unified - Refresh Tracker" (infrequent) and a Scan Job on "Koi Unified - Script Runner" (frequent). Enable both Jobs after creating them — confirm each shows a next-run time, or it will not fire. Run Refresh once before the first Scan; the per-scope tracker Lists are created automatically by that first Refresh run.</w:t>
+        <w:t xml:space="preserve">Then create the JSON List "Koi Script Runner" (Settings → Configurations → Object Setup → Lists → New List, type JSON) and two time-triggered Jobs: a Refresh Job on "KOI Script Runner - Refresh Job" (infrequent) and a Scan Job on "KOI Script Runner - Scan Job" (frequent). Enable both Jobs after creating them — confirm each shows a next-run time, or it will not fire. Run Refresh once before the first Scan; the per-scope tracker Lists are created automatically by that first Refresh run.</w:t>
       </w:r>
     </w:p>
     <w:p>
@@ -13937,7 +13937,7 @@
                 <w:sz w:val="20"/>
                 <w:szCs w:val="20"/>
               </w:rPr>
-              <w:t xml:space="preserve">Run KOI - Alert Triage on a KOI alert (attach it, or !setPlaybook).</w:t>
+              <w:t xml:space="preserve">Run KOI IR - Alert Triage on a KOI alert (attach it, or !setPlaybook).</w:t>
             </w:r>
           </w:p>
         </w:tc>

--- a/docs/KOI_Integration_Customer_Guide_v1.4.0.docx
+++ b/docs/KOI_Integration_Customer_Guide_v1.4.0.docx
@@ -6969,7 +6969,7 @@
                 <w:sz w:val="20"/>
                 <w:szCs w:val="20"/>
               </w:rPr>
-              <w:t xml:space="preserve">Every group named in target.endpoint_groups must exist and contain the intended agents. Alternatively, scope by target.endpoint_hostnames.</w:t>
+              <w:t xml:space="preserve">Every group named in target.endpoint_groups must exist and contain the intended agents. The simplest way to build one is to tag the agents and create a dynamic group on that tag, so membership maintains itself as endpoints join and leave. Alternatively, scope by target.endpoint_hostnames.</w:t>
             </w:r>
           </w:p>
         </w:tc>
@@ -13188,7 +13188,7 @@
           <w:sz w:val="22"/>
           <w:szCs w:val="22"/>
         </w:rPr>
-        <w:t xml:space="preserve">Enable the built-in Core REST API integration, and make sure these already exist on the tenant, referenced by name from the List: the parameterless KOI script package in Action Center → Scripts Library (its Library name must equal script.name exactly, or pin script.uuid instead), an endpoint group named in target.endpoint_groups containing connected and unisolated agents whose OS matches target.endpoint_os, and — only if you configure notifications — an enabled mail-sender instance matching notification.sendmail_instance.name.</w:t>
+        <w:t xml:space="preserve">Enable the built-in Core REST API integration, and make sure these already exist on the tenant, referenced by name from the List: the parameterless KOI script package in Action Center → Scripts Library (its Library name must equal script.name exactly, or pin script.uuid instead), an endpoint group named in target.endpoint_groups containing connected and unisolated agents whose OS matches target.endpoint_os (tag the agents and use a dynamic group — it is the least maintenance), and — only if you configure notifications — an enabled mail-sender instance matching notification.sendmail_instance.name.</w:t>
       </w:r>
     </w:p>
     <w:p>

--- a/docs/KOI_Integration_Customer_Guide_v1.4.0.docx
+++ b/docs/KOI_Integration_Customer_Guide_v1.4.0.docx
@@ -7147,7 +7147,7 @@
                 <w:sz w:val="20"/>
                 <w:szCs w:val="20"/>
               </w:rPr>
-              <w:t xml:space="preserve">A JSON List named exactly "Koi Script Runner" (section 10.3).</w:t>
+              <w:t xml:space="preserve">A JSON List named exactly "Koi Script Runner". The pack ships a ready-made sample at Lists/list-Koi_Script_Runner.json — copy its data value and edit the script name and endpoint group (section 10.3).</w:t>
             </w:r>
           </w:p>
         </w:tc>
@@ -7375,7 +7375,7 @@
           <w:sz w:val="22"/>
           <w:szCs w:val="22"/>
         </w:rPr>
-        <w:t xml:space="preserve">Create a JSON List named exactly "Koi Script Runner" (Settings → Configurations → Object Setup → Lists) containing an array of entries:</w:t>
+        <w:t xml:space="preserve">Create a JSON List named exactly "Koi Script Runner" (Settings → Configurations → Object Setup → Lists) containing an array of entries. The pack ships a ready-made one at Lists/list-Koi_Script_Runner.json — copy its data value rather than writing the structure by hand, then edit the two fields that are specific to you: script.name (the KOI deployment script exactly as it appears in Action Center) and target.endpoint_groups (your group). Everything else already carries working defaults:</w:t>
       </w:r>
     </w:p>
     <w:p>
